--- a/reporting/subdocs_templates/table_of_evolution_security_objectives_template.docx
+++ b/reporting/subdocs_templates/table_of_evolution_security_objectives_template.docx
@@ -26,7 +26,7 @@
               <w:top w:val="single" w:sz="12" w:space="0" w:color="auto"/>
               <w:left w:val="single" w:sz="4" w:space="0" w:color="FFFFFF" w:themeColor="background1"/>
               <w:bottom w:val="single" w:sz="12" w:space="0" w:color="auto"/>
-              <w:right w:val="single" w:sz="8" w:space="0" w:color="auto"/>
+              <w:right w:val="single" w:sz="4" w:space="0" w:color="A6A6A6" w:themeColor="background1" w:themeShade="A6"/>
             </w:tcBorders>
           </w:tcPr>
           <w:p>
@@ -66,9 +66,9 @@
             <w:tcW w:w="442" w:type="pct"/>
             <w:tcBorders>
               <w:top w:val="single" w:sz="12" w:space="0" w:color="auto"/>
-              <w:left w:val="single" w:sz="8" w:space="0" w:color="auto"/>
+              <w:left w:val="single" w:sz="4" w:space="0" w:color="A6A6A6" w:themeColor="background1" w:themeShade="A6"/>
               <w:bottom w:val="single" w:sz="12" w:space="0" w:color="auto"/>
-              <w:right w:val="single" w:sz="8" w:space="0" w:color="auto"/>
+              <w:right w:val="single" w:sz="4" w:space="0" w:color="A6A6A6" w:themeColor="background1" w:themeShade="A6"/>
             </w:tcBorders>
             <w:noWrap/>
             <w:vAlign w:val="center"/>
@@ -136,9 +136,9 @@
             <w:tcW w:w="442" w:type="pct"/>
             <w:tcBorders>
               <w:top w:val="single" w:sz="12" w:space="0" w:color="auto"/>
-              <w:left w:val="nil"/>
+              <w:left w:val="single" w:sz="4" w:space="0" w:color="A6A6A6" w:themeColor="background1" w:themeShade="A6"/>
               <w:bottom w:val="single" w:sz="12" w:space="0" w:color="auto"/>
-              <w:right w:val="single" w:sz="8" w:space="0" w:color="auto"/>
+              <w:right w:val="single" w:sz="4" w:space="0" w:color="A6A6A6" w:themeColor="background1" w:themeShade="A6"/>
             </w:tcBorders>
             <w:noWrap/>
             <w:vAlign w:val="center"/>
@@ -167,9 +167,9 @@
             <w:tcW w:w="510" w:type="pct"/>
             <w:tcBorders>
               <w:top w:val="single" w:sz="12" w:space="0" w:color="auto"/>
-              <w:left w:val="nil"/>
+              <w:left w:val="single" w:sz="4" w:space="0" w:color="A6A6A6" w:themeColor="background1" w:themeShade="A6"/>
               <w:bottom w:val="single" w:sz="12" w:space="0" w:color="auto"/>
-              <w:right w:val="single" w:sz="8" w:space="0" w:color="auto"/>
+              <w:right w:val="single" w:sz="4" w:space="0" w:color="A6A6A6" w:themeColor="background1" w:themeShade="A6"/>
             </w:tcBorders>
           </w:tcPr>
           <w:p>
@@ -194,7 +194,7 @@
             <w:tcW w:w="1144" w:type="pct"/>
             <w:tcBorders>
               <w:top w:val="single" w:sz="12" w:space="0" w:color="auto"/>
-              <w:left w:val="single" w:sz="8" w:space="0" w:color="auto"/>
+              <w:left w:val="single" w:sz="4" w:space="0" w:color="A6A6A6" w:themeColor="background1" w:themeShade="A6"/>
               <w:bottom w:val="single" w:sz="12" w:space="0" w:color="auto"/>
               <w:right w:val="single" w:sz="4" w:space="0" w:color="FFFFFF" w:themeColor="background1"/>
             </w:tcBorders>

--- a/reporting/subdocs_templates/table_of_evolution_security_objectives_template.docx
+++ b/reporting/subdocs_templates/table_of_evolution_security_objectives_template.docx
@@ -28,6 +28,7 @@
               <w:bottom w:val="single" w:sz="12" w:space="0" w:color="auto"/>
               <w:right w:val="single" w:sz="4" w:space="0" w:color="A6A6A6" w:themeColor="background1" w:themeShade="A6"/>
             </w:tcBorders>
+            <w:vAlign w:val="center"/>
           </w:tcPr>
           <w:p>
             <w:pPr>

--- a/reporting/subdocs_templates/table_of_evolution_security_objectives_template.docx
+++ b/reporting/subdocs_templates/table_of_evolution_security_objectives_template.docx
@@ -108,27 +108,23 @@
                 <w:bCs/>
                 <w:lang w:val="en-US"/>
               </w:rPr>
-              <w:t xml:space="preserve"> for year in </w:t>
-            </w:r>
-            <w:proofErr w:type="spellStart"/>
-            <w:proofErr w:type="gramStart"/>
-            <w:r>
-              <w:rPr>
-                <w:b/>
-                <w:bCs/>
-                <w:lang w:val="en-US"/>
-              </w:rPr>
-              <w:t>table.years</w:t>
-            </w:r>
-            <w:proofErr w:type="spellEnd"/>
-            <w:proofErr w:type="gramEnd"/>
-            <w:r>
-              <w:rPr>
-                <w:b/>
-                <w:bCs/>
-                <w:lang w:val="en-US"/>
-              </w:rPr>
-              <w:t xml:space="preserve"> %}</w:t>
+              <w:t xml:space="preserve"> for year in</w:t>
+            </w:r>
+            <w:r>
+              <w:rPr>
+                <w:b/>
+                <w:bCs/>
+                <w:lang w:val="en-US"/>
+              </w:rPr>
+              <w:t xml:space="preserve"> </w:t>
+            </w:r>
+            <w:r>
+              <w:rPr>
+                <w:b/>
+                <w:bCs/>
+                <w:lang w:val="en-US"/>
+              </w:rPr>
+              <w:t>years %}</w:t>
             </w:r>
           </w:p>
         </w:tc>
@@ -262,14 +258,12 @@
               </w:rPr>
               <w:t xml:space="preserve"> in </w:t>
             </w:r>
-            <w:proofErr w:type="spellStart"/>
-            <w:r>
-              <w:rPr>
-                <w:lang w:val="en-US"/>
-              </w:rPr>
-              <w:t>table.data</w:t>
-            </w:r>
-            <w:proofErr w:type="spellEnd"/>
+            <w:r>
+              <w:rPr>
+                <w:lang w:val="en-US"/>
+              </w:rPr>
+              <w:t>table</w:t>
+            </w:r>
             <w:r>
               <w:rPr>
                 <w:lang w:val="en-US"/>
@@ -363,7 +357,6 @@
               <w:t xml:space="preserve"> in </w:t>
             </w:r>
             <w:proofErr w:type="spellStart"/>
-            <w:proofErr w:type="gramStart"/>
             <w:r>
               <w:rPr>
                 <w:lang w:val="en-US"/>
@@ -374,10 +367,9 @@
               <w:rPr>
                 <w:lang w:val="en-US"/>
               </w:rPr>
-              <w:t>years</w:t>
+              <w:t>score</w:t>
             </w:r>
             <w:proofErr w:type="spellEnd"/>
-            <w:proofErr w:type="gramEnd"/>
             <w:r>
               <w:rPr>
                 <w:lang w:val="en-US"/>
@@ -414,7 +406,6 @@
               <w:t xml:space="preserve">{% if </w:t>
             </w:r>
             <w:proofErr w:type="spellStart"/>
-            <w:proofErr w:type="gramStart"/>
             <w:r>
               <w:rPr>
                 <w:lang w:val="en-US"/>
@@ -422,7 +413,6 @@
               <w:t>y.color</w:t>
             </w:r>
             <w:proofErr w:type="spellEnd"/>
-            <w:proofErr w:type="gramEnd"/>
             <w:r>
               <w:rPr>
                 <w:lang w:val="en-US"/>
@@ -530,7 +520,6 @@
               <w:t xml:space="preserve">evo in </w:t>
             </w:r>
             <w:proofErr w:type="spellStart"/>
-            <w:proofErr w:type="gramStart"/>
             <w:r>
               <w:rPr>
                 <w:lang w:val="en-US"/>
@@ -544,7 +533,6 @@
               <w:t>ow.evolution</w:t>
             </w:r>
             <w:proofErr w:type="spellEnd"/>
-            <w:proofErr w:type="gramEnd"/>
             <w:r>
               <w:rPr>
                 <w:lang w:val="en-US"/>

--- a/reporting/subdocs_templates/table_of_evolution_security_objectives_template.docx
+++ b/reporting/subdocs_templates/table_of_evolution_security_objectives_template.docx
@@ -445,7 +445,25 @@
               <w:rPr>
                 <w:lang w:val="en-US"/>
               </w:rPr>
-              <w:t xml:space="preserve"> %}{% endif %}{{ </w:t>
+              <w:t xml:space="preserve"> %}{% endif %}</w:t>
+            </w:r>
+            <w:r>
+              <w:rPr>
+                <w:lang w:val="en-US"/>
+              </w:rPr>
+              <w:t>{</w:t>
+            </w:r>
+            <w:r>
+              <w:rPr>
+                <w:lang w:val="en-US"/>
+              </w:rPr>
+              <w:t>{</w:t>
+            </w:r>
+            <w:r>
+              <w:rPr>
+                <w:lang w:val="en-US"/>
+              </w:rPr>
+              <w:t xml:space="preserve"> </w:t>
             </w:r>
             <w:proofErr w:type="spellStart"/>
             <w:r>
@@ -459,7 +477,21 @@
               <w:rPr>
                 <w:lang w:val="en-US"/>
               </w:rPr>
-              <w:t xml:space="preserve"> }}</w:t>
+              <w:t xml:space="preserve"> if </w:t>
+            </w:r>
+            <w:proofErr w:type="spellStart"/>
+            <w:r>
+              <w:rPr>
+                <w:lang w:val="en-US"/>
+              </w:rPr>
+              <w:t>y.value</w:t>
+            </w:r>
+            <w:proofErr w:type="spellEnd"/>
+            <w:r>
+              <w:rPr>
+                <w:lang w:val="en-US"/>
+              </w:rPr>
+              <w:t xml:space="preserve"> is not none else "-" }}</w:t>
             </w:r>
           </w:p>
         </w:tc>
@@ -505,45 +537,21 @@
               <w:rPr>
                 <w:lang w:val="en-US"/>
               </w:rPr>
-              <w:t xml:space="preserve">{% </w:t>
-            </w:r>
-            <w:r>
-              <w:rPr>
-                <w:lang w:val="en-US"/>
-              </w:rPr>
-              <w:t xml:space="preserve">for </w:t>
-            </w:r>
-            <w:r>
-              <w:rPr>
-                <w:lang w:val="en-US"/>
-              </w:rPr>
-              <w:t xml:space="preserve">evo in </w:t>
+              <w:t xml:space="preserve">{% for evo in </w:t>
             </w:r>
             <w:proofErr w:type="spellStart"/>
             <w:r>
               <w:rPr>
                 <w:lang w:val="en-US"/>
               </w:rPr>
-              <w:t>r</w:t>
-            </w:r>
-            <w:r>
-              <w:rPr>
-                <w:lang w:val="en-US"/>
-              </w:rPr>
-              <w:t>ow.evolution</w:t>
+              <w:t>row.evolution</w:t>
             </w:r>
             <w:proofErr w:type="spellEnd"/>
             <w:r>
               <w:rPr>
                 <w:lang w:val="en-US"/>
               </w:rPr>
-              <w:t xml:space="preserve"> %}</w:t>
-            </w:r>
-            <w:r>
-              <w:rPr>
-                <w:lang w:val="en-US"/>
-              </w:rPr>
-              <w:t xml:space="preserve">{% if not </w:t>
+              <w:t xml:space="preserve"> %}{% if not </w:t>
             </w:r>
             <w:proofErr w:type="spellStart"/>
             <w:r>
@@ -557,14 +565,34 @@
               <w:rPr>
                 <w:lang w:val="en-US"/>
               </w:rPr>
-              <w:t xml:space="preserve"> %}</w:t>
-            </w:r>
-            <w:r>
-              <w:rPr>
-                <w:lang w:val="en-US"/>
-              </w:rPr>
-              <w:t>{% if evo %}</w:t>
-            </w:r>
+              <w:t xml:space="preserve"> an</w:t>
+            </w:r>
+            <w:r>
+              <w:rPr>
+                <w:lang w:val="en-US"/>
+              </w:rPr>
+              <w:t>d evo is not none</w:t>
+            </w:r>
+            <w:r>
+              <w:rPr>
+                <w:lang w:val="en-US"/>
+              </w:rPr>
+              <w:t xml:space="preserve"> %}{% if evo </w:t>
+            </w:r>
+            <w:r>
+              <w:rPr>
+                <w:lang w:val="en-US"/>
+              </w:rPr>
+              <w:t xml:space="preserve">is </w:t>
+            </w:r>
+            <w:proofErr w:type="spellStart"/>
+            <w:r>
+              <w:rPr>
+                <w:lang w:val="en-US"/>
+              </w:rPr>
+              <w:t>sameas</w:t>
+            </w:r>
+            <w:proofErr w:type="spellEnd"/>
             <w:r>
               <w:rPr>
                 <w:lang w:val="en-US"/>
@@ -575,19 +603,13 @@
               <w:rPr>
                 <w:lang w:val="en-US"/>
               </w:rPr>
-              <w:t>↗</w:t>
-            </w:r>
-            <w:r>
-              <w:rPr>
-                <w:lang w:val="en-US"/>
-              </w:rPr>
-              <w:t xml:space="preserve"> </w:t>
-            </w:r>
-            <w:r>
-              <w:rPr>
-                <w:lang w:val="en-US"/>
-              </w:rPr>
-              <w:t xml:space="preserve">{% </w:t>
+              <w:t xml:space="preserve"> true</w:t>
+            </w:r>
+            <w:r>
+              <w:rPr>
+                <w:lang w:val="en-US"/>
+              </w:rPr>
+              <w:t xml:space="preserve">%} ↗ {% </w:t>
             </w:r>
             <w:proofErr w:type="spellStart"/>
             <w:r>
@@ -615,61 +637,7 @@
               <w:rPr>
                 <w:lang w:val="en-US"/>
               </w:rPr>
-              <w:t xml:space="preserve"> false %}</w:t>
-            </w:r>
-            <w:r>
-              <w:rPr>
-                <w:lang w:val="en-US"/>
-              </w:rPr>
-              <w:t xml:space="preserve"> </w:t>
-            </w:r>
-            <w:r>
-              <w:rPr>
-                <w:lang w:val="en-US"/>
-              </w:rPr>
-              <w:t>↘</w:t>
-            </w:r>
-            <w:r>
-              <w:rPr>
-                <w:lang w:val="en-US"/>
-              </w:rPr>
-              <w:t xml:space="preserve"> </w:t>
-            </w:r>
-            <w:r>
-              <w:rPr>
-                <w:lang w:val="en-US"/>
-              </w:rPr>
-              <w:t>{% else %}</w:t>
-            </w:r>
-            <w:r>
-              <w:rPr>
-                <w:lang w:val="en-US"/>
-              </w:rPr>
-              <w:t xml:space="preserve"> </w:t>
-            </w:r>
-            <w:r>
-              <w:rPr>
-                <w:lang w:val="en-US"/>
-              </w:rPr>
-              <w:t>→</w:t>
-            </w:r>
-            <w:r>
-              <w:rPr>
-                <w:lang w:val="en-US"/>
-              </w:rPr>
-              <w:t xml:space="preserve"> </w:t>
-            </w:r>
-            <w:r>
-              <w:rPr>
-                <w:lang w:val="en-US"/>
-              </w:rPr>
-              <w:t>{% endif %}{% endif %}{%</w:t>
-            </w:r>
-            <w:r>
-              <w:rPr>
-                <w:lang w:val="en-US"/>
-              </w:rPr>
-              <w:t xml:space="preserve"> </w:t>
+              <w:t xml:space="preserve"> false %} ↘ {% else %} → {% endif %}{% endif %}{% </w:t>
             </w:r>
             <w:proofErr w:type="spellStart"/>
             <w:r>
